--- a/Case-File-Compilation/Case-File-Compilation/wwwroot/Data/Demand_Letter.docx
+++ b/Case-File-Compilation/Case-File-Compilation/wwwroot/Data/Demand_Letter.docx
@@ -5,13 +5,18 @@
     <w:p>
       <w:pPr>
         <w:pStyle w:val="Heading1"/>
+        <w:jc w:val="center"/>
         <w:rPr>
           <w:rFonts w:asciiTheme="majorBidi" w:hAnsiTheme="majorBidi"/>
+          <w:b/>
+          <w:bCs/>
         </w:rPr>
       </w:pPr>
       <w:r>
         <w:rPr>
           <w:rFonts w:asciiTheme="majorBidi" w:hAnsiTheme="majorBidi"/>
+          <w:b/>
+          <w:bCs/>
         </w:rPr>
         <w:t>Demand Letter</w:t>
       </w:r>
@@ -21,17 +26,22 @@
         <w:pStyle w:val="Heading2"/>
         <w:rPr>
           <w:rFonts w:asciiTheme="majorBidi" w:hAnsiTheme="majorBidi"/>
+          <w:b/>
+          <w:bCs/>
         </w:rPr>
       </w:pPr>
       <w:r>
         <w:rPr>
           <w:rFonts w:asciiTheme="majorBidi" w:hAnsiTheme="majorBidi"/>
+          <w:b/>
+          <w:bCs/>
         </w:rPr>
         <w:t>LAW OFFICES OF SMITH &amp; ASSOCIATES</w:t>
       </w:r>
     </w:p>
     <w:p>
       <w:pPr>
+        <w:spacing w:after="0"/>
         <w:rPr>
           <w:rFonts w:asciiTheme="majorBidi" w:hAnsiTheme="majorBidi" w:cstheme="majorBidi"/>
         </w:rPr>
@@ -136,15 +146,24 @@
     </w:p>
     <w:p>
       <w:pPr>
-        <w:rPr>
-          <w:rFonts w:asciiTheme="majorBidi" w:hAnsiTheme="majorBidi" w:cstheme="majorBidi"/>
-        </w:rPr>
-      </w:pPr>
-      <w:r>
-        <w:rPr>
-          <w:rFonts w:asciiTheme="majorBidi" w:hAnsiTheme="majorBidi" w:cstheme="majorBidi"/>
-        </w:rPr>
-        <w:t>RE: Demand for Payment - Jane Doe v. ACME Corporation</w:t>
+        <w:spacing w:line="360" w:lineRule="auto"/>
+        <w:rPr>
+          <w:rFonts w:asciiTheme="majorBidi" w:hAnsiTheme="majorBidi" w:cstheme="majorBidi"/>
+        </w:rPr>
+      </w:pPr>
+      <w:r>
+        <w:rPr>
+          <w:rFonts w:asciiTheme="majorBidi" w:hAnsiTheme="majorBidi" w:cstheme="majorBidi"/>
+          <w:b/>
+          <w:bCs/>
+        </w:rPr>
+        <w:t>RE:</w:t>
+      </w:r>
+      <w:r>
+        <w:rPr>
+          <w:rFonts w:asciiTheme="majorBidi" w:hAnsiTheme="majorBidi" w:cstheme="majorBidi"/>
+        </w:rPr>
+        <w:t xml:space="preserve"> Demand for Payment - Jane Doe v. ACME Corporation</w:t>
       </w:r>
     </w:p>
     <w:p>
@@ -236,7 +255,7 @@
         <w:rPr>
           <w:rFonts w:asciiTheme="majorBidi" w:hAnsiTheme="majorBidi" w:cstheme="majorBidi"/>
         </w:rPr>
-        <w:t>_____________________</w:t>
+        <w:t>_________________</w:t>
       </w:r>
     </w:p>
     <w:p>
@@ -877,6 +896,7 @@
   <w:style w:type="character" w:default="1" w:styleId="DefaultParagraphFont">
     <w:name w:val="Default Paragraph Font"/>
     <w:uiPriority w:val="1"/>
+    <w:semiHidden/>
     <w:unhideWhenUsed/>
   </w:style>
   <w:style w:type="table" w:default="1" w:styleId="TableNormal">
